--- a/高中物理/高中物理同步/人教版必修3 第10章 静电场中的能量·简单卷（14题）.docx
+++ b/高中物理/高中物理同步/人教版必修3 第10章 静电场中的能量·简单卷（14题）.docx
@@ -23723,7 +23723,7 @@
 <w:ftr xmlns:w="http://schemas.openxmlformats.org/wordprocessingml/2006/main">
   <w:p xmlns:w="http://schemas.openxmlformats.org/wordprocessingml/2006/main">
     <w:pPr>
-      <w:jc w:val="center"/>
+      <w:jc w:val="left"/>
     </w:pPr>
     <w:r>
       <w:rPr>

--- a/高中物理/高中物理同步/人教版必修3 第10章 静电场中的能量·简单卷（14题）.docx
+++ b/高中物理/高中物理同步/人教版必修3 第10章 静电场中的能量·简单卷（14题）.docx
@@ -6430,31 +6430,15 @@
           </w:rPr>
           <m:t>V</m:t>
         </m:r>
-        <m:r>
-          <w:rPr>
-            <w:rFonts w:ascii="Times New Roman" w:eastAsia="宋体" w:hAnsi="Times New Roman" w:cs="Cambria Math"/>
-          </w:rPr>
-          <m:t>,</m:t>
-        </m:r>
-        <m:r>
-          <w:rPr>
-            <w:rFonts w:ascii="Times New Roman" w:eastAsia="宋体" w:hAnsi="Times New Roman" w:cs="Cambria Math"/>
-          </w:rPr>
-          <m:t>B</m:t>
-        </m:r>
-        <m:r>
-          <w:rPr>
-            <w:rFonts w:ascii="Times New Roman" w:eastAsia="宋体" w:hAnsi="Times New Roman" w:cs="Cambria Math"/>
-          </w:rPr>
-          <m:t>、</m:t>
-        </m:r>
-        <m:r>
-          <w:rPr>
-            <w:rFonts w:ascii="Times New Roman" w:eastAsia="宋体" w:hAnsi="Times New Roman" w:cs="Cambria Math"/>
-          </w:rPr>
-          <m:t>C</m:t>
-        </m:r>
       </m:oMath>
+      <w:r>
+        <w:rPr>
+          <w:sz w:val="21"/>
+          <w:szCs w:val="21"/>
+          <w:rFonts w:ascii="Times New Roman" w:hAnsi="Times New Roman" w:eastAsia="宋体" w:cs="Times New Roman"/>
+        </w:rPr>
+        <w:t>，B、C</w:t>
+      </w:r>
       <w:r>
         <w:rPr>
           <w:sz w:val="21"/>
@@ -23803,31 +23787,7 @@
         <w:sz w:val="21"/>
         <w:szCs w:val="21"/>
       </w:rPr>
-      <w:instrText xml:space="preserve"> NUMPAGES </w:instrText>
-    </w:r>
-    <w:r>
-      <w:rPr>
-        <w:rFonts w:ascii="Times New Roman" w:hAnsi="Times New Roman" w:eastAsia="宋体" w:cs="Times New Roman"/>
-        <w:sz w:val="21"/>
-        <w:szCs w:val="21"/>
-      </w:rPr>
-      <w:fldChar w:fldCharType="separate"/>
-    </w:r>
-    <w:r>
-      <w:rPr>
-        <w:rFonts w:ascii="Times New Roman" w:hAnsi="Times New Roman" w:eastAsia="宋体" w:cs="Times New Roman"/>
-        <w:sz w:val="21"/>
-        <w:szCs w:val="21"/>
-      </w:rPr>
       <w:t>12</w:t>
-    </w:r>
-    <w:r>
-      <w:rPr>
-        <w:rFonts w:ascii="Times New Roman" w:hAnsi="Times New Roman" w:eastAsia="宋体" w:cs="Times New Roman"/>
-        <w:sz w:val="21"/>
-        <w:szCs w:val="21"/>
-      </w:rPr>
-      <w:fldChar w:fldCharType="end"/>
     </w:r>
     <w:r>
       <w:rPr>
